--- a/设计文档.docx
+++ b/设计文档.docx
@@ -4,58 +4,52 @@
   <w:body>
     <w:p>
       <w:pPr>
-        <w:pStyle w:val="27"/>
+        <w:pStyle w:val="2"/>
+        <w:bidi w:val="0"/>
+        <w:rPr>
+          <w:rFonts w:hint="eastAsia"/>
+          <w:lang w:val="en-US" w:eastAsia="zh-CN"/>
+        </w:rPr>
+      </w:pPr>
+      <w:r>
+        <w:rPr>
+          <w:rFonts w:hint="eastAsia"/>
+          <w:lang w:val="en-US" w:eastAsia="zh-CN"/>
+        </w:rPr>
+        <w:t>网络安全设计文档</w:t>
+      </w:r>
+    </w:p>
+    <w:p>
+      <w:pPr>
+        <w:pStyle w:val="3"/>
         <w:numPr>
           <w:ilvl w:val="0"/>
-          <w:numId w:val="0"/>
+          <w:numId w:val="1"/>
         </w:numPr>
         <w:bidi w:val="0"/>
-        <w:ind w:left="2100" w:leftChars="0" w:firstLine="420" w:firstLineChars="0"/>
-        <w:jc w:val="both"/>
-        <w:rPr>
-          <w:rFonts w:hint="eastAsia"/>
-          <w:lang w:val="en-US" w:eastAsia="zh-CN"/>
-        </w:rPr>
-      </w:pPr>
-      <w:r>
-        <w:rPr>
-          <w:rFonts w:hint="eastAsia"/>
-          <w:lang w:val="en-US" w:eastAsia="zh-CN"/>
-        </w:rPr>
-        <w:t>网络安全设计文档</w:t>
-      </w:r>
-    </w:p>
-    <w:p>
-      <w:pPr>
-        <w:pStyle w:val="27"/>
+        <w:rPr>
+          <w:rFonts w:hint="eastAsia"/>
+          <w:lang w:val="en-US" w:eastAsia="zh-CN"/>
+        </w:rPr>
+      </w:pPr>
+      <w:r>
+        <w:rPr>
+          <w:rFonts w:hint="eastAsia"/>
+          <w:lang w:val="en-US" w:eastAsia="zh-CN"/>
+        </w:rPr>
+        <w:t>引言</w:t>
+      </w:r>
+    </w:p>
+    <w:p>
+      <w:pPr>
+        <w:pStyle w:val="4"/>
         <w:numPr>
-          <w:ilvl w:val="0"/>
+          <w:ilvl w:val="1"/>
           <w:numId w:val="2"/>
         </w:numPr>
         <w:bidi w:val="0"/>
         <w:rPr>
-          <w:rFonts w:hint="eastAsia"/>
-          <w:lang w:val="en-US" w:eastAsia="zh-CN"/>
-        </w:rPr>
-      </w:pPr>
-      <w:r>
-        <w:rPr>
-          <w:rFonts w:hint="eastAsia"/>
-          <w:lang w:val="en-US" w:eastAsia="zh-CN"/>
-        </w:rPr>
-        <w:t>引言</w:t>
-      </w:r>
-    </w:p>
-    <w:p>
-      <w:pPr>
-        <w:pStyle w:val="28"/>
-        <w:numPr>
-          <w:ilvl w:val="1"/>
-          <w:numId w:val="3"/>
-        </w:numPr>
-        <w:bidi w:val="0"/>
-        <w:rPr>
-          <w:rFonts w:hint="eastAsia"/>
+          <w:rFonts w:hint="default"/>
           <w:lang w:val="en-US" w:eastAsia="zh-CN"/>
         </w:rPr>
       </w:pPr>
@@ -76,22 +70,176 @@
           <w:lang w:val="en-US" w:eastAsia="zh-CN"/>
         </w:rPr>
       </w:pPr>
+      <w:r>
+        <w:rPr>
+          <w:rFonts w:hint="default"/>
+          <w:lang w:val="en-US" w:eastAsia="zh-CN"/>
+        </w:rPr>
+        <w:t>本课程设计的目标是在一个双人对战游戏场景中引入 Kerberos 认证机制，构建一个兼顾安全性与实时性的 C/S 系统。与传统只在应用层做用户名密码校验的做法不同，本方案将认证服务器、票据授权服务器和业务服务器分离，模拟经典 Kerberos 的完整工作链路，使系统既能满足网络安全课程对认证协议实现的要求，也能满足联机对战游戏对实时同步和服务端裁决的要求。</w:t>
+      </w:r>
+    </w:p>
+    <w:p>
+      <w:pPr>
+        <w:pStyle w:val="4"/>
+        <w:bidi w:val="0"/>
+        <w:rPr>
+          <w:rFonts w:hint="default"/>
+          <w:lang w:val="en-US" w:eastAsia="zh-CN"/>
+        </w:rPr>
+      </w:pPr>
+      <w:r>
+        <w:rPr>
+          <w:rFonts w:hint="default"/>
+          <w:lang w:val="en-US" w:eastAsia="zh-CN"/>
+        </w:rPr>
+        <w:t>1.2 项目目标</w:t>
+      </w:r>
+    </w:p>
+    <w:p>
+      <w:pPr>
+        <w:bidi w:val="0"/>
+        <w:rPr>
+          <w:rFonts w:hint="default"/>
+          <w:lang w:val="en-US" w:eastAsia="zh-CN"/>
+        </w:rPr>
+      </w:pPr>
+      <w:r>
+        <w:rPr>
+          <w:rFonts w:hint="default"/>
+          <w:lang w:val="en-US" w:eastAsia="zh-CN"/>
+        </w:rPr>
+        <w:t>1. 在游戏系统中完整实现 Kerberos 四角色认证链路，即 `Client`、`AS`、`TGS`、`Game Server`。</w:t>
+      </w:r>
+    </w:p>
+    <w:p>
+      <w:pPr>
+        <w:bidi w:val="0"/>
+        <w:rPr>
+          <w:rFonts w:hint="default"/>
+          <w:lang w:val="en-US" w:eastAsia="zh-CN"/>
+        </w:rPr>
+      </w:pPr>
+      <w:r>
+        <w:rPr>
+          <w:rFonts w:hint="default"/>
+          <w:lang w:val="en-US" w:eastAsia="zh-CN"/>
+        </w:rPr>
+        <w:t>2. 使用 `Python` 实现服务端，使用 `MySQL` 进行持久化存储，使用 `WebSocket` 作为通信协议。</w:t>
+      </w:r>
+    </w:p>
+    <w:p>
+      <w:pPr>
+        <w:bidi w:val="0"/>
+        <w:rPr>
+          <w:rFonts w:hint="default"/>
+          <w:lang w:val="en-US" w:eastAsia="zh-CN"/>
+        </w:rPr>
+      </w:pPr>
+      <w:r>
+        <w:rPr>
+          <w:rFonts w:hint="default"/>
+          <w:lang w:val="en-US" w:eastAsia="zh-CN"/>
+        </w:rPr>
+        <w:t>3. 实现一个双人房间制对战流程，支持创建房间、加入房间、准备、开始游戏、战斗同步和结算。</w:t>
+      </w:r>
+    </w:p>
+    <w:p>
+      <w:pPr>
+        <w:bidi w:val="0"/>
+        <w:rPr>
+          <w:rFonts w:hint="default"/>
+          <w:lang w:val="en-US" w:eastAsia="zh-CN"/>
+        </w:rPr>
+      </w:pPr>
+      <w:r>
+        <w:rPr>
+          <w:rFonts w:hint="default"/>
+          <w:lang w:val="en-US" w:eastAsia="zh-CN"/>
+        </w:rPr>
+        <w:t>4. 由服务端维护权威战斗状态，客户端只上传输入，客户端界面以服务端同步结果为准。</w:t>
+      </w:r>
+    </w:p>
+    <w:p>
+      <w:pPr>
+        <w:bidi w:val="0"/>
+        <w:rPr>
+          <w:rFonts w:hint="default"/>
+          <w:lang w:val="en-US" w:eastAsia="zh-CN"/>
+        </w:rPr>
+      </w:pPr>
+      <w:r>
+        <w:rPr>
+          <w:rFonts w:hint="default"/>
+          <w:lang w:val="en-US" w:eastAsia="zh-CN"/>
+        </w:rPr>
+        <w:t>5. 在安全设计上满足课程要求：不明文存储密码、引入票据、使用 DES 和 RSA、具备时间戳和防重放机制。</w:t>
+      </w:r>
+    </w:p>
+    <w:p>
+      <w:pPr>
+        <w:bidi w:val="0"/>
+        <w:rPr>
+          <w:rFonts w:hint="default"/>
+          <w:lang w:val="en-US" w:eastAsia="zh-CN"/>
+        </w:rPr>
+      </w:pPr>
+      <w:r>
+        <w:rPr>
+          <w:rFonts w:hint="default"/>
+          <w:lang w:val="en-US" w:eastAsia="zh-CN"/>
+        </w:rPr>
+        <w:t>6. 产出一份能够直接指导编码实现的详细设计文档。</w:t>
+      </w:r>
+    </w:p>
+    <w:p>
+      <w:pPr>
+        <w:pStyle w:val="4"/>
+        <w:bidi w:val="0"/>
+        <w:rPr>
+          <w:rFonts w:hint="eastAsia"/>
+          <w:lang w:val="en-US" w:eastAsia="zh-CN"/>
+        </w:rPr>
+      </w:pPr>
+      <w:r>
+        <w:rPr>
+          <w:rFonts w:hint="eastAsia"/>
+          <w:lang w:val="en-US" w:eastAsia="zh-CN"/>
+        </w:rPr>
+        <w:t>1.3相关技术</w:t>
+      </w:r>
+    </w:p>
+    <w:p>
+      <w:pPr>
+        <w:pStyle w:val="5"/>
+        <w:bidi w:val="0"/>
+        <w:rPr>
+          <w:rFonts w:hint="eastAsia"/>
+          <w:lang w:val="en-US" w:eastAsia="zh-CN"/>
+        </w:rPr>
+      </w:pPr>
+      <w:r>
+        <w:rPr>
+          <w:rFonts w:hint="eastAsia"/>
+          <w:lang w:val="en-US" w:eastAsia="zh-CN"/>
+        </w:rPr>
+        <w:t>1.3.1 状态同步的概念</w:t>
+      </w:r>
     </w:p>
     <w:p>
       <w:pPr>
         <w:bidi w:val="0"/>
         <w:ind w:firstLine="420" w:firstLineChars="0"/>
         <w:rPr>
-          <w:rFonts w:hint="default"/>
-          <w:lang w:val="en-US" w:eastAsia="zh-CN"/>
-        </w:rPr>
-      </w:pPr>
-      <w:r>
-        <w:rPr>
-          <w:rFonts w:hint="default"/>
-          <w:lang w:val="en-US" w:eastAsia="zh-CN"/>
-        </w:rPr>
-        <w:t>本课程设计的目标是在一个双人对战游戏场景中引入 Kerberos 认证机制，构建一个兼顾安全性与实时性的 C/S 系统。与传统只在应用层做用户名密码校验的做法不同，本方案将认证服务器、票据授权服务器和业务服务器分离，模拟经典 Kerberos 的完整工作链路，使系统既能满足网络安全课程对认证协议实现的要求，也能满足联机对战游戏对实时同步和服务端裁决的要求。</w:t>
+          <w:rFonts w:hint="eastAsia"/>
+          <w:lang w:val="en-US" w:eastAsia="zh-CN"/>
+        </w:rPr>
+      </w:pPr>
+      <w:r>
+        <w:rPr>
+          <w:rFonts w:hint="eastAsia"/>
+          <w:lang w:val="en-US" w:eastAsia="zh-CN"/>
+        </w:rPr>
+        <w:t>网络游戏都玩过吧，在不接触游戏开发之前，很多人都是不了解网络游戏和单机游戏的区别的。单机游戏并没有同步这个概念，整个世界只有一个，因此只需要一个客户端自己玩自己的就可以了。</w:t>
       </w:r>
     </w:p>
     <w:p>
@@ -99,208 +247,6 @@
         <w:bidi w:val="0"/>
         <w:ind w:firstLine="420" w:firstLineChars="0"/>
         <w:rPr>
-          <w:rFonts w:hint="default"/>
-          <w:lang w:val="en-US" w:eastAsia="zh-CN"/>
-        </w:rPr>
-      </w:pPr>
-    </w:p>
-    <w:p>
-      <w:pPr>
-        <w:pStyle w:val="28"/>
-        <w:bidi w:val="0"/>
-        <w:rPr>
-          <w:rFonts w:hint="default"/>
-          <w:lang w:val="en-US" w:eastAsia="zh-CN"/>
-        </w:rPr>
-      </w:pPr>
-      <w:r>
-        <w:rPr>
-          <w:rFonts w:hint="default"/>
-          <w:lang w:val="en-US" w:eastAsia="zh-CN"/>
-        </w:rPr>
-        <w:t>1.2 项目目标</w:t>
-      </w:r>
-    </w:p>
-    <w:p>
-      <w:pPr>
-        <w:bidi w:val="0"/>
-        <w:ind w:firstLine="420" w:firstLineChars="0"/>
-        <w:rPr>
-          <w:rFonts w:hint="default"/>
-          <w:lang w:val="en-US" w:eastAsia="zh-CN"/>
-        </w:rPr>
-      </w:pPr>
-    </w:p>
-    <w:p>
-      <w:pPr>
-        <w:bidi w:val="0"/>
-        <w:rPr>
-          <w:rFonts w:hint="default"/>
-          <w:lang w:val="en-US" w:eastAsia="zh-CN"/>
-        </w:rPr>
-      </w:pPr>
-      <w:r>
-        <w:rPr>
-          <w:rFonts w:hint="default"/>
-          <w:lang w:val="en-US" w:eastAsia="zh-CN"/>
-        </w:rPr>
-        <w:t>1. 在游戏系统中完整实现 Kerberos 四角色认证链路，即 `Client`、`AS`、`TGS`、`Game Server`。</w:t>
-      </w:r>
-    </w:p>
-    <w:p>
-      <w:pPr>
-        <w:bidi w:val="0"/>
-        <w:rPr>
-          <w:rFonts w:hint="default"/>
-          <w:lang w:val="en-US" w:eastAsia="zh-CN"/>
-        </w:rPr>
-      </w:pPr>
-      <w:r>
-        <w:rPr>
-          <w:rFonts w:hint="default"/>
-          <w:lang w:val="en-US" w:eastAsia="zh-CN"/>
-        </w:rPr>
-        <w:t>2. 使用 `Python` 实现服务端，使用 `MySQL` 进行持久化存储，使用 `WebSocket` 作为通信协议。</w:t>
-      </w:r>
-    </w:p>
-    <w:p>
-      <w:pPr>
-        <w:bidi w:val="0"/>
-        <w:rPr>
-          <w:rFonts w:hint="default"/>
-          <w:lang w:val="en-US" w:eastAsia="zh-CN"/>
-        </w:rPr>
-      </w:pPr>
-      <w:r>
-        <w:rPr>
-          <w:rFonts w:hint="default"/>
-          <w:lang w:val="en-US" w:eastAsia="zh-CN"/>
-        </w:rPr>
-        <w:t>3. 实现一个双人房间制对战流程，支持创建房间、加入房间、准备、开始游戏、战斗同步和结算。</w:t>
-      </w:r>
-    </w:p>
-    <w:p>
-      <w:pPr>
-        <w:bidi w:val="0"/>
-        <w:rPr>
-          <w:rFonts w:hint="default"/>
-          <w:lang w:val="en-US" w:eastAsia="zh-CN"/>
-        </w:rPr>
-      </w:pPr>
-      <w:r>
-        <w:rPr>
-          <w:rFonts w:hint="default"/>
-          <w:lang w:val="en-US" w:eastAsia="zh-CN"/>
-        </w:rPr>
-        <w:t>4. 由服务端维护权威战斗状态，客户端只上传输入，客户端界面以服务端同步结果为准。</w:t>
-      </w:r>
-    </w:p>
-    <w:p>
-      <w:pPr>
-        <w:bidi w:val="0"/>
-        <w:rPr>
-          <w:rFonts w:hint="default"/>
-          <w:lang w:val="en-US" w:eastAsia="zh-CN"/>
-        </w:rPr>
-      </w:pPr>
-      <w:r>
-        <w:rPr>
-          <w:rFonts w:hint="default"/>
-          <w:lang w:val="en-US" w:eastAsia="zh-CN"/>
-        </w:rPr>
-        <w:t>5. 在安全设计上满足课程要求：不明文存储密码、引入票据、使用 DES 和 RSA、具备时间戳和防重放机制。</w:t>
-      </w:r>
-    </w:p>
-    <w:p>
-      <w:pPr>
-        <w:bidi w:val="0"/>
-        <w:rPr>
-          <w:rFonts w:hint="default"/>
-          <w:lang w:val="en-US" w:eastAsia="zh-CN"/>
-        </w:rPr>
-      </w:pPr>
-      <w:r>
-        <w:rPr>
-          <w:rFonts w:hint="default"/>
-          <w:lang w:val="en-US" w:eastAsia="zh-CN"/>
-        </w:rPr>
-        <w:t>6. 产出一份能够直接指导编码实现的详细设计文档。</w:t>
-      </w:r>
-    </w:p>
-    <w:p>
-      <w:pPr>
-        <w:bidi w:val="0"/>
-        <w:rPr>
-          <w:rFonts w:hint="default"/>
-          <w:lang w:val="en-US" w:eastAsia="zh-CN"/>
-        </w:rPr>
-      </w:pPr>
-    </w:p>
-    <w:p>
-      <w:pPr>
-        <w:bidi w:val="0"/>
-        <w:rPr>
-          <w:rFonts w:hint="default"/>
-          <w:lang w:val="en-US" w:eastAsia="zh-CN"/>
-        </w:rPr>
-      </w:pPr>
-    </w:p>
-    <w:p>
-      <w:pPr>
-        <w:pStyle w:val="28"/>
-        <w:bidi w:val="0"/>
-        <w:rPr>
-          <w:rFonts w:hint="eastAsia"/>
-          <w:lang w:val="en-US" w:eastAsia="zh-CN"/>
-        </w:rPr>
-      </w:pPr>
-      <w:r>
-        <w:rPr>
-          <w:rFonts w:hint="eastAsia"/>
-          <w:lang w:val="en-US" w:eastAsia="zh-CN"/>
-        </w:rPr>
-        <w:t>1.3相关技术</w:t>
-      </w:r>
-    </w:p>
-    <w:p>
-      <w:pPr>
-        <w:pStyle w:val="29"/>
-        <w:bidi w:val="0"/>
-        <w:rPr>
-          <w:rFonts w:hint="eastAsia"/>
-          <w:lang w:val="en-US" w:eastAsia="zh-CN"/>
-        </w:rPr>
-      </w:pPr>
-      <w:r>
-        <w:rPr>
-          <w:rFonts w:hint="eastAsia"/>
-          <w:lang w:val="en-US" w:eastAsia="zh-CN"/>
-        </w:rPr>
-        <w:t>1.3.1 状态同步的概念</w:t>
-      </w:r>
-    </w:p>
-    <w:p>
-      <w:pPr>
-        <w:bidi w:val="0"/>
-        <w:ind w:firstLine="420" w:firstLineChars="0"/>
-        <w:rPr>
-          <w:rFonts w:hint="eastAsia"/>
-          <w:lang w:val="en-US" w:eastAsia="zh-CN"/>
-        </w:rPr>
-      </w:pPr>
-      <w:r>
-        <w:rPr>
-          <w:rFonts w:hint="eastAsia"/>
-          <w:lang w:val="en-US" w:eastAsia="zh-CN"/>
-        </w:rPr>
-        <w:t>网络游戏都玩过吧，在不接触游戏开发之前，很多人都是不了解网络游戏和单机游戏的区别的。单机游戏并没有同步这个概念，整个世界只有一个，因此只需要一个客户端自己玩自己的就可以了。</w:t>
-      </w:r>
-    </w:p>
-    <w:p>
-      <w:pPr>
-        <w:bidi w:val="0"/>
-        <w:ind w:firstLine="420" w:firstLineChars="0"/>
-        <w:rPr>
           <w:rFonts w:hint="eastAsia"/>
           <w:lang w:val="en-US" w:eastAsia="zh-CN"/>
         </w:rPr>
@@ -328,15 +274,6 @@
         </w:rPr>
         <w:t>为什么是一样的，因为我们的客户端每时每刻都在拉取服务器的状态进行同步，这样才能保证客户端和服务器上的状态“几乎”是一致的，注意，这里的几乎很重要。目前的网络同步主要分为状态同步和帧同步两种，状态同步的阵营十分强大，《英雄联盟》，《DOTA》，《魔兽世界》，《反恐精英》都是用的状态同步；而帧同步主要是《王者荣耀》这么一个最出名的游戏在使用。</w:t>
       </w:r>
-    </w:p>
-    <w:p>
-      <w:pPr>
-        <w:bidi w:val="0"/>
-        <w:rPr>
-          <w:rFonts w:hint="eastAsia"/>
-          <w:lang w:val="en-US" w:eastAsia="zh-CN"/>
-        </w:rPr>
-      </w:pPr>
     </w:p>
     <w:p>
       <w:pPr>
@@ -388,10 +325,10 @@
     </w:p>
     <w:p>
       <w:pPr>
-        <w:pStyle w:val="21"/>
-        <w:bidi w:val="0"/>
-        <w:rPr>
-          <w:rFonts w:hint="eastAsia"/>
+        <w:pStyle w:val="18"/>
+        <w:bidi w:val="0"/>
+        <w:rPr>
+          <w:rFonts w:hint="default"/>
           <w:lang w:val="en-US" w:eastAsia="zh-CN"/>
         </w:rPr>
       </w:pPr>
@@ -405,17 +342,7 @@
     </w:p>
     <w:p>
       <w:pPr>
-        <w:pStyle w:val="21"/>
-        <w:bidi w:val="0"/>
-        <w:rPr>
-          <w:rFonts w:hint="default"/>
-          <w:lang w:val="en-US" w:eastAsia="zh-CN"/>
-        </w:rPr>
-      </w:pPr>
-    </w:p>
-    <w:p>
-      <w:pPr>
-        <w:pStyle w:val="29"/>
+        <w:pStyle w:val="5"/>
         <w:bidi w:val="0"/>
         <w:rPr>
           <w:rFonts w:hint="default"/>
@@ -499,7 +426,7 @@
     </w:p>
     <w:p>
       <w:pPr>
-        <w:pStyle w:val="21"/>
+        <w:pStyle w:val="18"/>
         <w:bidi w:val="0"/>
         <w:rPr>
           <w:rFonts w:hint="default"/>
@@ -533,71 +460,56 @@
     </w:p>
     <w:p>
       <w:pPr>
-        <w:numPr>
-          <w:ilvl w:val="0"/>
-          <w:numId w:val="4"/>
-        </w:numPr>
-        <w:bidi w:val="0"/>
-        <w:rPr>
-          <w:rFonts w:hint="default"/>
-          <w:lang w:val="en-US" w:eastAsia="zh-CN"/>
-        </w:rPr>
-      </w:pPr>
-      <w:r>
-        <w:rPr>
-          <w:rFonts w:hint="eastAsia"/>
-          <w:lang w:val="en-US" w:eastAsia="zh-CN"/>
-        </w:rPr>
-        <w:t>客户端真的需要每时每刻都拉取服务器的状态（与服务器进行状态同步）吗？</w:t>
-      </w:r>
-    </w:p>
-    <w:p>
-      <w:pPr>
-        <w:numPr>
-          <w:ilvl w:val="0"/>
-          <w:numId w:val="4"/>
-        </w:numPr>
-        <w:bidi w:val="0"/>
-        <w:rPr>
-          <w:rFonts w:hint="default"/>
-          <w:lang w:val="en-US" w:eastAsia="zh-CN"/>
-        </w:rPr>
-      </w:pPr>
-      <w:r>
-        <w:rPr>
-          <w:rFonts w:hint="eastAsia"/>
-          <w:lang w:val="en-US" w:eastAsia="zh-CN"/>
-        </w:rPr>
-        <w:t>客户端的状态和服务器的状态到底 谁说了算。</w:t>
-      </w:r>
-    </w:p>
-    <w:p>
-      <w:pPr>
-        <w:numPr>
-          <w:ilvl w:val="0"/>
-          <w:numId w:val="4"/>
-        </w:numPr>
-        <w:bidi w:val="0"/>
-        <w:rPr>
-          <w:rFonts w:hint="default"/>
-          <w:lang w:val="en-US" w:eastAsia="zh-CN"/>
-        </w:rPr>
-      </w:pPr>
-      <w:r>
-        <w:rPr>
-          <w:rFonts w:hint="eastAsia"/>
-          <w:lang w:val="en-US" w:eastAsia="zh-CN"/>
-        </w:rPr>
-        <w:t>客户端的状态和服务器的状态完全一致吗？</w:t>
-      </w:r>
-    </w:p>
-    <w:p>
-      <w:pPr>
-        <w:numPr>
-          <w:ilvl w:val="0"/>
-          <w:numId w:val="0"/>
-        </w:numPr>
-        <w:bidi w:val="0"/>
+        <w:bidi w:val="0"/>
+        <w:rPr>
+          <w:rFonts w:hint="default"/>
+          <w:lang w:val="en-US" w:eastAsia="zh-CN"/>
+        </w:rPr>
+      </w:pPr>
+      <w:r>
+        <w:rPr>
+          <w:rFonts w:hint="eastAsia"/>
+          <w:lang w:val="en-US" w:eastAsia="zh-CN"/>
+        </w:rPr>
+        <w:t>a.客户端真的需要每时每刻都拉取服务器的状态（与服务器进行状态同步）吗？</w:t>
+      </w:r>
+    </w:p>
+    <w:p>
+      <w:pPr>
+        <w:bidi w:val="0"/>
+        <w:rPr>
+          <w:rFonts w:hint="default"/>
+          <w:lang w:val="en-US" w:eastAsia="zh-CN"/>
+        </w:rPr>
+      </w:pPr>
+      <w:r>
+        <w:rPr>
+          <w:rFonts w:hint="eastAsia"/>
+          <w:lang w:val="en-US" w:eastAsia="zh-CN"/>
+        </w:rPr>
+        <w:t>B.客户端的状态和服务器的状态到底 谁说了算。</w:t>
+      </w:r>
+    </w:p>
+    <w:p>
+      <w:pPr>
+        <w:bidi w:val="0"/>
+        <w:rPr>
+          <w:rFonts w:hint="default"/>
+          <w:lang w:val="en-US" w:eastAsia="zh-CN"/>
+        </w:rPr>
+      </w:pPr>
+      <w:r>
+        <w:rPr>
+          <w:rFonts w:hint="eastAsia"/>
+          <w:lang w:val="en-US" w:eastAsia="zh-CN"/>
+        </w:rPr>
+        <w:t>c.客户端的状态和服务器的状态完全一致吗？</w:t>
+      </w:r>
+    </w:p>
+    <w:p>
+      <w:pPr>
+        <w:bidi w:val="0"/>
+        <w:ind w:firstLine="420" w:firstLineChars="0"/>
         <w:rPr>
           <w:rFonts w:hint="eastAsia"/>
           <w:lang w:val="en-US" w:eastAsia="zh-CN"/>
@@ -666,7 +578,7 @@
     </w:p>
     <w:p>
       <w:pPr>
-        <w:pStyle w:val="21"/>
+        <w:pStyle w:val="18"/>
         <w:bidi w:val="0"/>
         <w:rPr>
           <w:rFonts w:hint="default"/>
@@ -679,6 +591,40 @@
           <w:lang w:val="en-US" w:eastAsia="zh-CN"/>
         </w:rPr>
         <w:t>图1.3.3 网络延迟的影响</w:t>
+      </w:r>
+    </w:p>
+    <w:p>
+      <w:pPr>
+        <w:bidi w:val="0"/>
+        <w:ind w:firstLine="420" w:firstLineChars="0"/>
+        <w:rPr>
+          <w:rFonts w:hint="eastAsia"/>
+          <w:lang w:val="en-US" w:eastAsia="zh-CN"/>
+        </w:rPr>
+      </w:pPr>
+      <w:r>
+        <w:rPr>
+          <w:rFonts w:hint="eastAsia"/>
+          <w:lang w:val="en-US" w:eastAsia="zh-CN"/>
+        </w:rPr>
+        <w:t>对于问题b，想象一下，我们有1000个客户端，那么到底听谁的。必须要有一个话事人吧，那么这个话事人就是服务器，一切以他的状态为主。</w:t>
+      </w:r>
+    </w:p>
+    <w:p>
+      <w:pPr>
+        <w:bidi w:val="0"/>
+        <w:ind w:firstLine="420" w:firstLineChars="0"/>
+        <w:rPr>
+          <w:rFonts w:hint="eastAsia"/>
+          <w:lang w:val="en-US" w:eastAsia="zh-CN"/>
+        </w:rPr>
+      </w:pPr>
+      <w:r>
+        <w:rPr>
+          <w:rFonts w:hint="eastAsia"/>
+          <w:lang w:val="en-US" w:eastAsia="zh-CN"/>
+        </w:rPr>
+        <w:t>对于问题c ， 其实和a 差不多。我们的客户端的位置和服务器的位置只是相似，而非一致。但终究我们的服务器和客户端的位置是不会同步的。</w:t>
       </w:r>
     </w:p>
     <w:p>
@@ -689,16 +635,16 @@
         </w:numPr>
         <w:bidi w:val="0"/>
         <w:rPr>
-          <w:rFonts w:hint="eastAsia"/>
-          <w:lang w:val="en-US" w:eastAsia="zh-CN"/>
-        </w:rPr>
-      </w:pPr>
-      <w:r>
-        <w:rPr>
-          <w:rFonts w:hint="eastAsia"/>
-          <w:lang w:val="en-US" w:eastAsia="zh-CN"/>
-        </w:rPr>
-        <w:t>对于问题b，想象一下，我们有1000个客户端，那么到底听谁的。必须要有一个话事人吧，那么这个话事人就是服务器，一切以他的状态为主。</w:t>
+          <w:rFonts w:hint="default"/>
+          <w:lang w:val="en-US" w:eastAsia="zh-CN"/>
+        </w:rPr>
+      </w:pPr>
+      <w:r>
+        <w:rPr>
+          <w:rFonts w:hint="default"/>
+          <w:lang w:val="en-US" w:eastAsia="zh-CN"/>
+        </w:rPr>
+        <w:t>随着我一直不断的处理，是不是客户端的差距会和服务器越来越大呢？</w:t>
       </w:r>
     </w:p>
     <w:p>
@@ -709,36 +655,16 @@
         </w:numPr>
         <w:bidi w:val="0"/>
         <w:rPr>
-          <w:rFonts w:hint="eastAsia"/>
-          <w:lang w:val="en-US" w:eastAsia="zh-CN"/>
-        </w:rPr>
-      </w:pPr>
-      <w:r>
-        <w:rPr>
-          <w:rFonts w:hint="eastAsia"/>
-          <w:lang w:val="en-US" w:eastAsia="zh-CN"/>
-        </w:rPr>
-        <w:t>对于问题c ， 其实和a 差不多。我们的客户端的位置和服务器的位置只是相似，而非一致。但</w:t>
-      </w:r>
-      <w:r>
-        <w:rPr>
-          <w:rFonts w:hint="eastAsia"/>
-          <w:color w:val="E54C5E" w:themeColor="accent6"/>
-          <w:lang w:val="en-US" w:eastAsia="zh-CN"/>
-          <w14:textFill>
-            <w14:solidFill>
-              <w14:schemeClr w14:val="accent6"/>
-            </w14:solidFill>
-          </w14:textFill>
-        </w:rPr>
-        <w:t>终究我们的服务器和客户端的位置是不会同步的</w:t>
-      </w:r>
-      <w:r>
-        <w:rPr>
-          <w:rFonts w:hint="eastAsia"/>
-          <w:lang w:val="en-US" w:eastAsia="zh-CN"/>
-        </w:rPr>
-        <w:t>。</w:t>
+          <w:rFonts w:hint="default"/>
+          <w:lang w:val="en-US" w:eastAsia="zh-CN"/>
+        </w:rPr>
+      </w:pPr>
+      <w:r>
+        <w:rPr>
+          <w:rFonts w:hint="default"/>
+          <w:lang w:val="en-US" w:eastAsia="zh-CN"/>
+        </w:rPr>
+        <w:t>当我们状态发生变化的时候，【行走A点，行走B点，发起了攻击放了技能】</w:t>
       </w:r>
     </w:p>
     <w:p>
@@ -758,7 +684,7 @@
           <w:rFonts w:hint="default"/>
           <w:lang w:val="en-US" w:eastAsia="zh-CN"/>
         </w:rPr>
-        <w:t>随着我一直不断的处理，是不是客户端的差距会和服务器越来越大呢？</w:t>
+        <w:t>客户端一定要同步一下服务器的数据；在展示处理下一个状态之前，我们的客户端，先和服务器保持一致。</w:t>
       </w:r>
     </w:p>
     <w:p>
@@ -778,7 +704,49 @@
           <w:rFonts w:hint="default"/>
           <w:lang w:val="en-US" w:eastAsia="zh-CN"/>
         </w:rPr>
-        <w:t>当我们状态发生变化的时候，【行走A点，行走B点，发起了攻击放了技能】</w:t>
+        <w:t xml:space="preserve">服务器 </w:t>
+      </w:r>
+      <w:r>
+        <w:rPr>
+          <w:rFonts w:hint="eastAsia"/>
+          <w:lang w:val="en-US" w:eastAsia="zh-CN"/>
+        </w:rPr>
+        <w:t>---&gt;</w:t>
+      </w:r>
+      <w:r>
+        <w:rPr>
+          <w:rFonts w:hint="default"/>
+          <w:lang w:val="en-US" w:eastAsia="zh-CN"/>
+        </w:rPr>
+        <w:t xml:space="preserve">行走到A点 </w:t>
+      </w:r>
+      <w:r>
+        <w:rPr>
+          <w:rFonts w:hint="eastAsia"/>
+          <w:lang w:val="en-US" w:eastAsia="zh-CN"/>
+        </w:rPr>
+        <w:t>---&gt;</w:t>
+      </w:r>
+      <w:r>
+        <w:rPr>
+          <w:rFonts w:hint="default"/>
+          <w:lang w:val="en-US" w:eastAsia="zh-CN"/>
+        </w:rPr>
+        <w:t>马上开始迭代</w:t>
+      </w:r>
+      <w:r>
+        <w:rPr>
+          <w:rFonts w:hint="eastAsia"/>
+          <w:lang w:val="en-US" w:eastAsia="zh-CN"/>
+        </w:rPr>
+        <w:t>---&gt;</w:t>
+      </w:r>
+      <w:r>
+        <w:rPr>
+          <w:rFonts w:hint="default"/>
+          <w:lang w:val="en-US" w:eastAsia="zh-CN"/>
+        </w:rPr>
+        <w:t>行走B点的这个状态；</w:t>
       </w:r>
     </w:p>
     <w:p>
@@ -795,10 +763,59 @@
       </w:pPr>
       <w:r>
         <w:rPr>
-          <w:rFonts w:hint="default"/>
-          <w:lang w:val="en-US" w:eastAsia="zh-CN"/>
-        </w:rPr>
-        <w:t>客户端一定要同步一下服务器的数据；在展示处理下一个状态之前，我们的客户端，先和服务器保持一致。</w:t>
+          <w:rFonts w:hint="eastAsia"/>
+          <w:lang w:val="en-US" w:eastAsia="zh-CN"/>
+        </w:rPr>
+        <w:t>---&gt;</w:t>
+      </w:r>
+      <w:r>
+        <w:rPr>
+          <w:rFonts w:hint="default"/>
+          <w:lang w:val="en-US" w:eastAsia="zh-CN"/>
+        </w:rPr>
+        <w:t xml:space="preserve">客户端开始迭代的时候 </w:t>
+      </w:r>
+      <w:r>
+        <w:rPr>
+          <w:rFonts w:hint="eastAsia"/>
+          <w:lang w:val="en-US" w:eastAsia="zh-CN"/>
+        </w:rPr>
+        <w:t>---&gt;</w:t>
+      </w:r>
+      <w:r>
+        <w:rPr>
+          <w:rFonts w:hint="default"/>
+          <w:lang w:val="en-US" w:eastAsia="zh-CN"/>
+        </w:rPr>
+        <w:t>和服务器上不一致，会又（有）一点点的差别，</w:t>
+      </w:r>
+      <w:r>
+        <w:rPr>
+          <w:rFonts w:hint="eastAsia"/>
+          <w:lang w:val="en-US" w:eastAsia="zh-CN"/>
+        </w:rPr>
+        <w:t>---&gt;</w:t>
+      </w:r>
+      <w:r>
+        <w:rPr>
+          <w:rFonts w:hint="default"/>
+          <w:lang w:val="en-US" w:eastAsia="zh-CN"/>
+        </w:rPr>
+        <w:t>A客户端的时候一定要带上服务器上位置,旋转</w:t>
+      </w:r>
+      <w:r>
+        <w:rPr>
+          <w:rFonts w:hint="eastAsia"/>
+          <w:lang w:val="en-US" w:eastAsia="zh-CN"/>
+        </w:rPr>
+        <w:t>等等</w:t>
+      </w:r>
+      <w:r>
+        <w:rPr>
+          <w:rFonts w:hint="default"/>
+          <w:lang w:val="en-US" w:eastAsia="zh-CN"/>
+        </w:rPr>
+        <w:t>；</w:t>
       </w:r>
     </w:p>
     <w:p>
@@ -815,13 +832,6 @@
       </w:pPr>
       <w:r>
         <w:rPr>
-          <w:rFonts w:hint="default"/>
-          <w:lang w:val="en-US" w:eastAsia="zh-CN"/>
-        </w:rPr>
-        <w:t xml:space="preserve">服务器 </w:t>
-      </w:r>
-      <w:r>
-        <w:rPr>
           <w:rFonts w:hint="eastAsia"/>
           <w:lang w:val="en-US" w:eastAsia="zh-CN"/>
         </w:rPr>
@@ -832,7 +842,21 @@
           <w:rFonts w:hint="default"/>
           <w:lang w:val="en-US" w:eastAsia="zh-CN"/>
         </w:rPr>
-        <w:t xml:space="preserve">行走到A点 </w:t>
+        <w:t>服务器上</w:t>
+      </w:r>
+      <w:r>
+        <w:rPr>
+          <w:rFonts w:hint="eastAsia"/>
+          <w:lang w:val="en-US" w:eastAsia="zh-CN"/>
+        </w:rPr>
+        <w:t>发送</w:t>
+      </w:r>
+      <w:r>
+        <w:rPr>
+          <w:rFonts w:hint="default"/>
+          <w:lang w:val="en-US" w:eastAsia="zh-CN"/>
+        </w:rPr>
+        <w:t xml:space="preserve">位置旋转 </w:t>
       </w:r>
       <w:r>
         <w:rPr>
@@ -846,160 +870,12 @@
           <w:rFonts w:hint="default"/>
           <w:lang w:val="en-US" w:eastAsia="zh-CN"/>
         </w:rPr>
-        <w:t>马上开始迭代</w:t>
-      </w:r>
-      <w:r>
-        <w:rPr>
-          <w:rFonts w:hint="eastAsia"/>
-          <w:lang w:val="en-US" w:eastAsia="zh-CN"/>
-        </w:rPr>
-        <w:t>---&gt;</w:t>
-      </w:r>
-      <w:r>
-        <w:rPr>
-          <w:rFonts w:hint="default"/>
-          <w:lang w:val="en-US" w:eastAsia="zh-CN"/>
-        </w:rPr>
-        <w:t>行走B点的这个状态；</w:t>
-      </w:r>
-    </w:p>
-    <w:p>
-      <w:pPr>
-        <w:numPr>
-          <w:ilvl w:val="0"/>
-          <w:numId w:val="0"/>
-        </w:numPr>
-        <w:bidi w:val="0"/>
-        <w:rPr>
-          <w:rFonts w:hint="default"/>
-          <w:lang w:val="en-US" w:eastAsia="zh-CN"/>
-        </w:rPr>
-      </w:pPr>
-      <w:r>
-        <w:rPr>
-          <w:rFonts w:hint="eastAsia"/>
-          <w:lang w:val="en-US" w:eastAsia="zh-CN"/>
-        </w:rPr>
-        <w:t>---&gt;</w:t>
-      </w:r>
-      <w:r>
-        <w:rPr>
-          <w:rFonts w:hint="default"/>
-          <w:lang w:val="en-US" w:eastAsia="zh-CN"/>
-        </w:rPr>
-        <w:t xml:space="preserve">客户端开始迭代的时候 </w:t>
-      </w:r>
-      <w:r>
-        <w:rPr>
-          <w:rFonts w:hint="eastAsia"/>
-          <w:lang w:val="en-US" w:eastAsia="zh-CN"/>
-        </w:rPr>
-        <w:t>---&gt;</w:t>
-      </w:r>
-      <w:r>
-        <w:rPr>
-          <w:rFonts w:hint="default"/>
-          <w:lang w:val="en-US" w:eastAsia="zh-CN"/>
-        </w:rPr>
-        <w:t>和服务器上不一致，会又（有）一点点的差别，</w:t>
-      </w:r>
-      <w:r>
-        <w:rPr>
-          <w:rFonts w:hint="eastAsia"/>
-          <w:lang w:val="en-US" w:eastAsia="zh-CN"/>
-        </w:rPr>
-        <w:t>---&gt;</w:t>
-      </w:r>
-      <w:r>
-        <w:rPr>
-          <w:rFonts w:hint="default"/>
-          <w:lang w:val="en-US" w:eastAsia="zh-CN"/>
-        </w:rPr>
-        <w:t>A客户端的时候一定要带上服务器上位置,旋转</w:t>
-      </w:r>
-      <w:r>
-        <w:rPr>
-          <w:rFonts w:hint="eastAsia"/>
-          <w:lang w:val="en-US" w:eastAsia="zh-CN"/>
-        </w:rPr>
-        <w:t>等等</w:t>
-      </w:r>
-      <w:r>
-        <w:rPr>
-          <w:rFonts w:hint="default"/>
-          <w:lang w:val="en-US" w:eastAsia="zh-CN"/>
-        </w:rPr>
-        <w:t>；</w:t>
-      </w:r>
-    </w:p>
-    <w:p>
-      <w:pPr>
-        <w:numPr>
-          <w:ilvl w:val="0"/>
-          <w:numId w:val="0"/>
-        </w:numPr>
-        <w:bidi w:val="0"/>
-        <w:rPr>
-          <w:rFonts w:hint="default"/>
-          <w:lang w:val="en-US" w:eastAsia="zh-CN"/>
-        </w:rPr>
-      </w:pPr>
-      <w:r>
-        <w:rPr>
-          <w:rFonts w:hint="eastAsia"/>
-          <w:lang w:val="en-US" w:eastAsia="zh-CN"/>
-        </w:rPr>
-        <w:t>---&gt;</w:t>
-      </w:r>
-      <w:r>
-        <w:rPr>
-          <w:rFonts w:hint="default"/>
-          <w:lang w:val="en-US" w:eastAsia="zh-CN"/>
-        </w:rPr>
-        <w:t>服务器上</w:t>
-      </w:r>
-      <w:r>
-        <w:rPr>
-          <w:rFonts w:hint="eastAsia"/>
-          <w:lang w:val="en-US" w:eastAsia="zh-CN"/>
-        </w:rPr>
-        <w:t>发送</w:t>
-      </w:r>
-      <w:r>
-        <w:rPr>
-          <w:rFonts w:hint="default"/>
-          <w:lang w:val="en-US" w:eastAsia="zh-CN"/>
-        </w:rPr>
-        <w:t xml:space="preserve">位置旋转 </w:t>
-      </w:r>
-      <w:r>
-        <w:rPr>
-          <w:rFonts w:hint="eastAsia"/>
-          <w:lang w:val="en-US" w:eastAsia="zh-CN"/>
-        </w:rPr>
-        <w:t>---&gt;</w:t>
-      </w:r>
-      <w:r>
-        <w:rPr>
-          <w:rFonts w:hint="default"/>
-          <w:lang w:val="en-US" w:eastAsia="zh-CN"/>
-        </w:rPr>
         <w:t>同步过来，再来播放B的动画；</w:t>
       </w:r>
     </w:p>
     <w:p>
       <w:pPr>
-        <w:pStyle w:val="29"/>
-        <w:bidi w:val="0"/>
-        <w:rPr>
-          <w:rFonts w:hint="default"/>
-          <w:lang w:val="en-US" w:eastAsia="zh-CN"/>
-        </w:rPr>
-      </w:pPr>
-    </w:p>
-    <w:p>
-      <w:pPr>
-        <w:pStyle w:val="29"/>
+        <w:pStyle w:val="5"/>
         <w:bidi w:val="0"/>
         <w:rPr>
           <w:rFonts w:hint="eastAsia"/>
@@ -1082,7 +958,7 @@
     </w:p>
     <w:p>
       <w:pPr>
-        <w:pStyle w:val="21"/>
+        <w:pStyle w:val="18"/>
         <w:bidi w:val="0"/>
         <w:rPr>
           <w:rFonts w:hint="eastAsia"/>
@@ -1130,6 +1006,8 @@
         </w:rPr>
         <w:t>如果你距离服务器的时间延迟很高呢，比如t=250ms（一个来回），假设我在t=0ms和t=100ms,分别进行两次右移，用目前的技术，会出现这种情况:</w:t>
       </w:r>
+      <w:bookmarkStart w:id="0" w:name="_GoBack"/>
+      <w:bookmarkEnd w:id="0"/>
     </w:p>
     <w:p>
       <w:pPr>
@@ -1183,7 +1061,7 @@
     </w:p>
     <w:p>
       <w:pPr>
-        <w:pStyle w:val="21"/>
+        <w:pStyle w:val="18"/>
         <w:bidi w:val="0"/>
         <w:rPr>
           <w:rFonts w:hint="eastAsia"/>
@@ -1231,7 +1109,7 @@
     </w:p>
     <w:p>
       <w:pPr>
-        <w:pStyle w:val="29"/>
+        <w:pStyle w:val="5"/>
         <w:bidi w:val="0"/>
         <w:rPr>
           <w:rFonts w:hint="eastAsia"/>
@@ -1260,6 +1138,12 @@
           <w:lang w:val="en-US" w:eastAsia="zh-CN"/>
         </w:rPr>
         <w:tab/>
+      </w:r>
+      <w:r>
+        <w:rPr>
+          <w:rFonts w:hint="eastAsia"/>
+          <w:lang w:val="en-US" w:eastAsia="zh-CN"/>
+        </w:rPr>
         <w:t>解决的方法就是给我们每一个请求添加一个序列号，这里和计算机网络里的tcp协议有点像。</w:t>
       </w:r>
     </w:p>
@@ -1315,7 +1199,7 @@
     </w:p>
     <w:p>
       <w:pPr>
-        <w:pStyle w:val="21"/>
+        <w:pStyle w:val="18"/>
         <w:bidi w:val="0"/>
         <w:rPr>
           <w:rFonts w:hint="eastAsia"/>
@@ -1394,44 +1278,7 @@
     </w:p>
     <w:p>
       <w:pPr>
-        <w:bidi w:val="0"/>
-        <w:rPr>
-          <w:rFonts w:hint="default"/>
-          <w:lang w:val="en-US" w:eastAsia="zh-CN"/>
-        </w:rPr>
-      </w:pPr>
-    </w:p>
-    <w:p>
-      <w:pPr>
-        <w:numPr>
-          <w:ilvl w:val="0"/>
-          <w:numId w:val="0"/>
-        </w:numPr>
-        <w:bidi w:val="0"/>
-        <w:rPr>
-          <w:rFonts w:hint="default"/>
-          <w:lang w:val="en-US" w:eastAsia="zh-CN"/>
-        </w:rPr>
-      </w:pPr>
-    </w:p>
-    <w:p>
-      <w:pPr>
-        <w:numPr>
-          <w:ilvl w:val="0"/>
-          <w:numId w:val="0"/>
-        </w:numPr>
-        <w:bidi w:val="0"/>
-        <w:rPr>
-          <w:rFonts w:hint="default"/>
-          <w:lang w:val="en-US" w:eastAsia="zh-CN"/>
-        </w:rPr>
-      </w:pPr>
-      <w:bookmarkStart w:id="0" w:name="_GoBack"/>
-      <w:bookmarkEnd w:id="0"/>
-    </w:p>
-    <w:p>
-      <w:pPr>
-        <w:pStyle w:val="28"/>
+        <w:pStyle w:val="4"/>
         <w:bidi w:val="0"/>
         <w:rPr>
           <w:rFonts w:hint="default"/>
@@ -1448,7 +1295,7 @@
     </w:p>
     <w:p>
       <w:pPr>
-        <w:pStyle w:val="29"/>
+        <w:pStyle w:val="5"/>
         <w:bidi w:val="0"/>
         <w:rPr>
           <w:rFonts w:hint="eastAsia"/>
@@ -1617,24 +1464,6 @@
         </w:rPr>
         <w:t>关于“看得到的人”：既然咱们是 4 人的单房间小对局，你根本不需要做复杂的 AOI（视野管理，Area of Interest）。服务器直接简单粗暴地把 4 个人的坐标打包成一个数组，全量广播给这 4 个客户端就行，极大地降低了你们的开发难度。</w:t>
       </w:r>
-    </w:p>
-    <w:p>
-      <w:pPr>
-        <w:bidi w:val="0"/>
-        <w:rPr>
-          <w:rFonts w:hint="eastAsia"/>
-          <w:lang w:val="en-US" w:eastAsia="zh-CN"/>
-        </w:rPr>
-      </w:pPr>
-    </w:p>
-    <w:p>
-      <w:pPr>
-        <w:bidi w:val="0"/>
-        <w:rPr>
-          <w:rFonts w:hint="default"/>
-          <w:lang w:val="en-US" w:eastAsia="zh-CN"/>
-        </w:rPr>
-      </w:pPr>
     </w:p>
     <w:sectPr>
       <w:pgSz w:w="11906" w:h="16838"/>
@@ -1676,7 +1505,7 @@
   <w:footnote w:type="separator" w:id="0">
     <w:p>
       <w:pPr>
-        <w:spacing w:before="0" w:after="0" w:line="278" w:lineRule="auto"/>
+        <w:spacing w:line="279" w:lineRule="auto"/>
       </w:pPr>
       <w:r>
         <w:separator/>
@@ -1686,7 +1515,7 @@
   <w:footnote w:type="continuationSeparator" w:id="1">
     <w:p>
       <w:pPr>
-        <w:spacing w:before="0" w:after="0" w:line="278" w:lineRule="auto"/>
+        <w:spacing w:line="279" w:lineRule="auto"/>
       </w:pPr>
       <w:r>
         <w:continuationSeparator/>
@@ -1699,137 +1528,6 @@
 <file path=word/numbering.xml><?xml version="1.0" encoding="utf-8"?>
 <w:numbering xmlns:wpc="http://schemas.microsoft.com/office/word/2010/wordprocessingCanvas" xmlns:mc="http://schemas.openxmlformats.org/markup-compatibility/2006" xmlns:o="urn:schemas-microsoft-com:office:office" xmlns:r="http://schemas.openxmlformats.org/officeDocument/2006/relationships" xmlns:m="http://schemas.openxmlformats.org/officeDocument/2006/math" xmlns:v="urn:schemas-microsoft-com:vml" xmlns:wp14="http://schemas.microsoft.com/office/word/2010/wordprocessingDrawing" xmlns:wp="http://schemas.openxmlformats.org/drawingml/2006/wordprocessingDrawing" xmlns:w10="urn:schemas-microsoft-com:office:word" xmlns:w="http://schemas.openxmlformats.org/wordprocessingml/2006/main" xmlns:w14="http://schemas.microsoft.com/office/word/2010/wordml" xmlns:wpg="http://schemas.microsoft.com/office/word/2010/wordprocessingGroup" xmlns:wpi="http://schemas.microsoft.com/office/word/2010/wordprocessingInk" xmlns:wne="http://schemas.microsoft.com/office/word/2006/wordml" xmlns:wps="http://schemas.microsoft.com/office/word/2010/wordprocessingShape" xmlns:wpsCustomData="http://www.wps.cn/officeDocument/2013/wpsCustomData" mc:Ignorable="w14 wp14">
   <w:abstractNum w:abstractNumId="0">
-    <w:nsid w:val="9C0080AA"/>
-    <w:multiLevelType w:val="singleLevel"/>
-    <w:tmpl w:val="9C0080AA"/>
-    <w:lvl w:ilvl="0" w:tentative="0">
-      <w:start w:val="1"/>
-      <w:numFmt w:val="lowerLetter"/>
-      <w:suff w:val="space"/>
-      <w:lvlText w:val="%1."/>
-      <w:lvlJc w:val="left"/>
-    </w:lvl>
-  </w:abstractNum>
-  <w:abstractNum w:abstractNumId="1">
-    <w:nsid w:val="9CCD6B3C"/>
-    <w:multiLevelType w:val="multilevel"/>
-    <w:tmpl w:val="9CCD6B3C"/>
-    <w:lvl w:ilvl="0" w:tentative="0">
-      <w:start w:val="1"/>
-      <w:numFmt w:val="decimal"/>
-      <w:pStyle w:val="2"/>
-      <w:lvlText w:val="%1."/>
-      <w:lvlJc w:val="left"/>
-      <w:pPr>
-        <w:ind w:left="425" w:hanging="425"/>
-      </w:pPr>
-      <w:rPr>
-        <w:rFonts w:hint="default" w:ascii="微软雅黑" w:hAnsi="微软雅黑" w:eastAsia="微软雅黑"/>
-      </w:rPr>
-    </w:lvl>
-    <w:lvl w:ilvl="1" w:tentative="0">
-      <w:start w:val="1"/>
-      <w:numFmt w:val="decimal"/>
-      <w:lvlText w:val="%1.%2."/>
-      <w:lvlJc w:val="left"/>
-      <w:pPr>
-        <w:ind w:left="567" w:hanging="567"/>
-      </w:pPr>
-      <w:rPr>
-        <w:rFonts w:hint="default" w:ascii="微软雅黑" w:hAnsi="微软雅黑" w:eastAsia="微软雅黑"/>
-      </w:rPr>
-    </w:lvl>
-    <w:lvl w:ilvl="2" w:tentative="0">
-      <w:start w:val="1"/>
-      <w:numFmt w:val="decimal"/>
-      <w:lvlText w:val="%1.%2.%3."/>
-      <w:lvlJc w:val="left"/>
-      <w:pPr>
-        <w:ind w:left="709" w:hanging="709"/>
-      </w:pPr>
-      <w:rPr>
-        <w:rFonts w:hint="default" w:ascii="微软雅黑" w:hAnsi="微软雅黑" w:eastAsia="微软雅黑"/>
-      </w:rPr>
-    </w:lvl>
-    <w:lvl w:ilvl="3" w:tentative="0">
-      <w:start w:val="1"/>
-      <w:numFmt w:val="decimal"/>
-      <w:lvlText w:val="%1.%2.%3.%4."/>
-      <w:lvlJc w:val="left"/>
-      <w:pPr>
-        <w:ind w:left="850" w:hanging="850"/>
-      </w:pPr>
-      <w:rPr>
-        <w:rFonts w:hint="default" w:ascii="微软雅黑" w:hAnsi="微软雅黑" w:eastAsia="微软雅黑"/>
-      </w:rPr>
-    </w:lvl>
-    <w:lvl w:ilvl="4" w:tentative="0">
-      <w:start w:val="1"/>
-      <w:numFmt w:val="decimal"/>
-      <w:pStyle w:val="6"/>
-      <w:lvlText w:val="%1.%2.%3.%4.%5."/>
-      <w:lvlJc w:val="left"/>
-      <w:pPr>
-        <w:ind w:left="991" w:hanging="991"/>
-      </w:pPr>
-      <w:rPr>
-        <w:rFonts w:hint="default" w:ascii="微软雅黑" w:hAnsi="微软雅黑" w:eastAsia="微软雅黑"/>
-      </w:rPr>
-    </w:lvl>
-    <w:lvl w:ilvl="5" w:tentative="0">
-      <w:start w:val="1"/>
-      <w:numFmt w:val="decimal"/>
-      <w:pStyle w:val="7"/>
-      <w:lvlText w:val="%1.%2.%3.%4.%5.%6."/>
-      <w:lvlJc w:val="left"/>
-      <w:pPr>
-        <w:ind w:left="1134" w:hanging="1134"/>
-      </w:pPr>
-      <w:rPr>
-        <w:rFonts w:hint="default"/>
-      </w:rPr>
-    </w:lvl>
-    <w:lvl w:ilvl="6" w:tentative="0">
-      <w:start w:val="1"/>
-      <w:numFmt w:val="decimal"/>
-      <w:pStyle w:val="8"/>
-      <w:lvlText w:val="%1.%2.%3.%4.%5.%6.%7."/>
-      <w:lvlJc w:val="left"/>
-      <w:pPr>
-        <w:ind w:left="1275" w:hanging="1275"/>
-      </w:pPr>
-      <w:rPr>
-        <w:rFonts w:hint="default"/>
-      </w:rPr>
-    </w:lvl>
-    <w:lvl w:ilvl="7" w:tentative="0">
-      <w:start w:val="1"/>
-      <w:numFmt w:val="decimal"/>
-      <w:pStyle w:val="9"/>
-      <w:lvlText w:val="%1.%2.%3.%4.%5.%6.%7.%8."/>
-      <w:lvlJc w:val="left"/>
-      <w:pPr>
-        <w:ind w:left="1418" w:hanging="1418"/>
-      </w:pPr>
-      <w:rPr>
-        <w:rFonts w:hint="default"/>
-      </w:rPr>
-    </w:lvl>
-    <w:lvl w:ilvl="8" w:tentative="0">
-      <w:start w:val="1"/>
-      <w:numFmt w:val="decimal"/>
-      <w:pStyle w:val="10"/>
-      <w:lvlText w:val="%1.%2.%3.%4.%5.%6.%7.%8.%9."/>
-      <w:lvlJc w:val="left"/>
-      <w:pPr>
-        <w:ind w:left="1558" w:hanging="1558"/>
-      </w:pPr>
-      <w:rPr>
-        <w:rFonts w:hint="default"/>
-      </w:rPr>
-    </w:lvl>
-  </w:abstractNum>
-  <w:abstractNum w:abstractNumId="2">
     <w:nsid w:val="F828DC93"/>
     <w:multiLevelType w:val="singleLevel"/>
     <w:tmpl w:val="F828DC93"/>
@@ -1844,7 +1542,7 @@
       </w:rPr>
     </w:lvl>
   </w:abstractNum>
-  <w:abstractNum w:abstractNumId="3">
+  <w:abstractNum w:abstractNumId="1">
     <w:nsid w:val="67139311"/>
     <w:multiLevelType w:val="multilevel"/>
     <w:tmpl w:val="67139311"/>
@@ -1967,16 +1665,10 @@
     </w:lvl>
   </w:abstractNum>
   <w:num w:numId="1">
-    <w:abstractNumId w:val="1"/>
+    <w:abstractNumId w:val="0"/>
   </w:num>
   <w:num w:numId="2">
-    <w:abstractNumId w:val="2"/>
-  </w:num>
-  <w:num w:numId="3">
-    <w:abstractNumId w:val="3"/>
-  </w:num>
-  <w:num w:numId="4">
-    <w:abstractNumId w:val="0"/>
+    <w:abstractNumId w:val="1"/>
   </w:num>
 </w:numbering>
 </file>
@@ -1994,9 +1686,9 @@
   <w:latentStyles w:count="260" w:defQFormat="0" w:defUnhideWhenUsed="1" w:defSemiHidden="1" w:defUIPriority="99" w:defLockedState="0">
     <w:lsdException w:qFormat="1" w:unhideWhenUsed="0" w:uiPriority="0" w:semiHidden="0" w:name="Normal"/>
     <w:lsdException w:qFormat="1" w:unhideWhenUsed="0" w:uiPriority="0" w:semiHidden="0" w:name="heading 1"/>
-    <w:lsdException w:qFormat="1" w:uiPriority="0" w:name="heading 2"/>
-    <w:lsdException w:qFormat="1" w:uiPriority="0" w:name="heading 3"/>
-    <w:lsdException w:qFormat="1" w:uiPriority="0" w:name="heading 4"/>
+    <w:lsdException w:qFormat="1" w:uiPriority="0" w:semiHidden="0" w:name="heading 2"/>
+    <w:lsdException w:qFormat="1" w:uiPriority="0" w:semiHidden="0" w:name="heading 3"/>
+    <w:lsdException w:qFormat="1" w:uiPriority="0" w:semiHidden="0" w:name="heading 4"/>
     <w:lsdException w:qFormat="1" w:uiPriority="0" w:name="heading 5"/>
     <w:lsdException w:qFormat="1" w:uiPriority="0" w:name="heading 6"/>
     <w:lsdException w:qFormat="1" w:uiPriority="0" w:name="heading 7"/>
@@ -2011,7 +1703,7 @@
     <w:lsdException w:unhideWhenUsed="0" w:uiPriority="0" w:semiHidden="0" w:name="index 7"/>
     <w:lsdException w:unhideWhenUsed="0" w:uiPriority="0" w:semiHidden="0" w:name="index 8"/>
     <w:lsdException w:unhideWhenUsed="0" w:uiPriority="0" w:semiHidden="0" w:name="index 9"/>
-    <w:lsdException w:qFormat="1" w:unhideWhenUsed="0" w:uiPriority="0" w:semiHidden="0" w:name="toc 1"/>
+    <w:lsdException w:unhideWhenUsed="0" w:uiPriority="0" w:semiHidden="0" w:name="toc 1"/>
     <w:lsdException w:unhideWhenUsed="0" w:uiPriority="0" w:semiHidden="0" w:name="toc 2"/>
     <w:lsdException w:unhideWhenUsed="0" w:uiPriority="0" w:semiHidden="0" w:name="toc 3"/>
     <w:lsdException w:unhideWhenUsed="0" w:uiPriority="0" w:semiHidden="0" w:name="toc 4"/>
@@ -2023,8 +1715,8 @@
     <w:lsdException w:unhideWhenUsed="0" w:uiPriority="0" w:semiHidden="0" w:name="Normal Indent"/>
     <w:lsdException w:unhideWhenUsed="0" w:uiPriority="0" w:semiHidden="0" w:name="footnote text"/>
     <w:lsdException w:unhideWhenUsed="0" w:uiPriority="0" w:semiHidden="0" w:name="annotation text"/>
-    <w:lsdException w:qFormat="1" w:unhideWhenUsed="0" w:uiPriority="0" w:semiHidden="0" w:name="header"/>
-    <w:lsdException w:qFormat="1" w:unhideWhenUsed="0" w:uiPriority="0" w:semiHidden="0" w:name="footer"/>
+    <w:lsdException w:unhideWhenUsed="0" w:uiPriority="0" w:semiHidden="0" w:name="header"/>
+    <w:lsdException w:unhideWhenUsed="0" w:uiPriority="0" w:semiHidden="0" w:name="footer"/>
     <w:lsdException w:unhideWhenUsed="0" w:uiPriority="0" w:semiHidden="0" w:name="index heading"/>
     <w:lsdException w:qFormat="1" w:uiPriority="0" w:name="caption"/>
     <w:lsdException w:unhideWhenUsed="0" w:uiPriority="0" w:semiHidden="0" w:name="table of figures"/>
@@ -2057,7 +1749,7 @@
     <w:lsdException w:qFormat="1" w:unhideWhenUsed="0" w:uiPriority="0" w:semiHidden="0" w:name="Title"/>
     <w:lsdException w:unhideWhenUsed="0" w:uiPriority="0" w:semiHidden="0" w:name="Closing"/>
     <w:lsdException w:unhideWhenUsed="0" w:uiPriority="0" w:semiHidden="0" w:name="Signature"/>
-    <w:lsdException w:qFormat="1" w:unhideWhenUsed="0" w:uiPriority="0" w:name="Default Paragraph Font"/>
+    <w:lsdException w:qFormat="1" w:uiPriority="1" w:name="Default Paragraph Font"/>
     <w:lsdException w:unhideWhenUsed="0" w:uiPriority="0" w:semiHidden="0" w:name="Body Text"/>
     <w:lsdException w:unhideWhenUsed="0" w:uiPriority="0" w:semiHidden="0" w:name="Body Text Indent"/>
     <w:lsdException w:unhideWhenUsed="0" w:uiPriority="0" w:semiHidden="0" w:name="List Continue"/>
@@ -2084,11 +1776,11 @@
     <w:lsdException w:unhideWhenUsed="0" w:uiPriority="0" w:semiHidden="0" w:name="Document Map"/>
     <w:lsdException w:unhideWhenUsed="0" w:uiPriority="0" w:semiHidden="0" w:name="Plain Text"/>
     <w:lsdException w:unhideWhenUsed="0" w:uiPriority="0" w:semiHidden="0" w:name="E-mail Signature"/>
-    <w:lsdException w:qFormat="1" w:unhideWhenUsed="0" w:uiPriority="0" w:semiHidden="0" w:name="Normal (Web)"/>
+    <w:lsdException w:unhideWhenUsed="0" w:uiPriority="0" w:semiHidden="0" w:name="Normal (Web)"/>
     <w:lsdException w:unhideWhenUsed="0" w:uiPriority="0" w:semiHidden="0" w:name="HTML Acronym"/>
     <w:lsdException w:unhideWhenUsed="0" w:uiPriority="0" w:semiHidden="0" w:name="HTML Address"/>
     <w:lsdException w:unhideWhenUsed="0" w:uiPriority="0" w:semiHidden="0" w:name="HTML Cite"/>
-    <w:lsdException w:qFormat="1" w:unhideWhenUsed="0" w:uiPriority="0" w:semiHidden="0" w:name="HTML Code"/>
+    <w:lsdException w:unhideWhenUsed="0" w:uiPriority="0" w:semiHidden="0" w:name="HTML Code"/>
     <w:lsdException w:unhideWhenUsed="0" w:uiPriority="0" w:semiHidden="0" w:name="HTML Definition"/>
     <w:lsdException w:unhideWhenUsed="0" w:uiPriority="0" w:semiHidden="0" w:name="HTML Keyboard"/>
     <w:lsdException w:unhideWhenUsed="0" w:uiPriority="0" w:semiHidden="0" w:name="HTML Preformatted"/>
@@ -2140,7 +1832,7 @@
     <w:lsdException w:unhideWhenUsed="0" w:uiPriority="0" w:semiHidden="0" w:name="Table Web 2"/>
     <w:lsdException w:unhideWhenUsed="0" w:uiPriority="0" w:semiHidden="0" w:name="Table Web 3"/>
     <w:lsdException w:unhideWhenUsed="0" w:uiPriority="0" w:semiHidden="0" w:name="Balloon Text"/>
-    <w:lsdException w:unhideWhenUsed="0" w:uiPriority="0" w:semiHidden="0" w:name="Table Grid"/>
+    <w:lsdException w:qFormat="1" w:unhideWhenUsed="0" w:uiPriority="39" w:semiHidden="0" w:name="Table Grid"/>
     <w:lsdException w:unhideWhenUsed="0" w:uiPriority="0" w:semiHidden="0" w:name="Table Theme"/>
     <w:lsdException w:unhideWhenUsed="0" w:uiPriority="60" w:semiHidden="0" w:name="Light Shading"/>
     <w:lsdException w:unhideWhenUsed="0" w:uiPriority="61" w:semiHidden="0" w:name="Light List"/>
@@ -2247,7 +1939,7 @@
     <w:uiPriority w:val="0"/>
     <w:pPr>
       <w:widowControl w:val="0"/>
-      <w:spacing w:after="160" w:line="278" w:lineRule="auto"/>
+      <w:spacing w:line="279" w:lineRule="auto"/>
     </w:pPr>
     <w:rPr>
       <w:rFonts w:eastAsia="宋体" w:asciiTheme="minorAscii" w:hAnsiTheme="minorAscii" w:cstheme="minorBidi"/>
@@ -2260,94 +1952,109 @@
   </w:style>
   <w:style w:type="paragraph" w:styleId="2">
     <w:name w:val="heading 1"/>
+    <w:basedOn w:val="1"/>
     <w:next w:val="1"/>
+    <w:link w:val="14"/>
     <w:qFormat/>
     <w:uiPriority w:val="0"/>
     <w:pPr>
       <w:keepNext/>
       <w:keepLines/>
-      <w:numPr>
-        <w:ilvl w:val="0"/>
-        <w:numId w:val="1"/>
-      </w:numPr>
-      <w:tabs>
-        <w:tab w:val="left" w:pos="0"/>
-      </w:tabs>
-      <w:spacing w:before="50" w:beforeLines="50" w:line="288" w:lineRule="auto"/>
+      <w:spacing w:before="480" w:after="80"/>
+      <w:jc w:val="center"/>
       <w:outlineLvl w:val="0"/>
     </w:pPr>
     <w:rPr>
-      <w:rFonts w:ascii="Arial" w:hAnsi="Arial" w:eastAsia="宋体" w:cstheme="minorBidi"/>
-      <w:b/>
-      <w:bCs/>
-      <w:kern w:val="44"/>
-      <w:sz w:val="28"/>
+      <w:rFonts w:eastAsia="宋体" w:asciiTheme="majorAscii" w:hAnsiTheme="majorAscii" w:cstheme="majorBidi"/>
+      <w:color w:val="000000" w:themeColor="text1"/>
+      <w:sz w:val="52"/>
+      <w:szCs w:val="48"/>
+      <w14:textFill>
+        <w14:solidFill>
+          <w14:schemeClr w14:val="tx1"/>
+        </w14:solidFill>
+      </w14:textFill>
+      <w14:ligatures w14:val="standardContextual"/>
     </w:rPr>
   </w:style>
   <w:style w:type="paragraph" w:styleId="3">
     <w:name w:val="heading 2"/>
     <w:basedOn w:val="1"/>
     <w:next w:val="1"/>
-    <w:semiHidden/>
+    <w:link w:val="15"/>
+    <w:unhideWhenUsed/>
+    <w:qFormat/>
+    <w:uiPriority w:val="0"/>
+    <w:pPr>
+      <w:keepNext/>
+      <w:keepLines/>
+      <w:spacing w:before="160" w:after="80"/>
+      <w:jc w:val="center"/>
+      <w:outlineLvl w:val="1"/>
+    </w:pPr>
+    <w:rPr>
+      <w:rFonts w:eastAsia="宋体" w:asciiTheme="majorAscii" w:hAnsiTheme="majorAscii" w:cstheme="majorBidi"/>
+      <w:color w:val="000000" w:themeColor="text1"/>
+      <w:sz w:val="44"/>
+      <w:szCs w:val="40"/>
+      <w14:textFill>
+        <w14:solidFill>
+          <w14:schemeClr w14:val="tx1"/>
+        </w14:solidFill>
+      </w14:textFill>
+      <w14:ligatures w14:val="standardContextual"/>
+    </w:rPr>
+  </w:style>
+  <w:style w:type="paragraph" w:styleId="4">
+    <w:name w:val="heading 3"/>
+    <w:basedOn w:val="1"/>
+    <w:link w:val="16"/>
     <w:unhideWhenUsed/>
     <w:qFormat/>
     <w:uiPriority w:val="0"/>
     <w:pPr>
       <w:spacing w:before="0" w:beforeAutospacing="1" w:after="0" w:afterAutospacing="1"/>
-      <w:jc w:val="left"/>
+      <w:jc w:val="center"/>
+      <w:outlineLvl w:val="2"/>
     </w:pPr>
     <w:rPr>
-      <w:rFonts w:hint="eastAsia" w:ascii="宋体" w:hAnsi="宋体" w:eastAsia="宋体" w:cs="宋体"/>
-      <w:b/>
-      <w:bCs/>
-      <w:kern w:val="0"/>
-      <w:sz w:val="36"/>
-      <w:szCs w:val="36"/>
-      <w:lang w:val="en-US" w:eastAsia="zh-CN" w:bidi="ar"/>
-    </w:rPr>
-  </w:style>
-  <w:style w:type="paragraph" w:styleId="4">
-    <w:name w:val="heading 3"/>
-    <w:basedOn w:val="1"/>
-    <w:next w:val="1"/>
-    <w:semiHidden/>
-    <w:unhideWhenUsed/>
-    <w:qFormat/>
-    <w:uiPriority w:val="0"/>
-    <w:pPr>
-      <w:spacing w:before="0" w:beforeAutospacing="1" w:after="0" w:afterAutospacing="1"/>
-      <w:jc w:val="left"/>
-    </w:pPr>
-    <w:rPr>
-      <w:rFonts w:hint="eastAsia" w:ascii="宋体" w:hAnsi="宋体" w:eastAsia="宋体" w:cs="宋体"/>
-      <w:b/>
-      <w:bCs/>
-      <w:kern w:val="0"/>
-      <w:sz w:val="27"/>
-      <w:szCs w:val="27"/>
-      <w:lang w:val="en-US" w:eastAsia="zh-CN" w:bidi="ar"/>
+      <w:rFonts w:eastAsia="黑体" w:asciiTheme="majorAscii" w:hAnsiTheme="majorAscii" w:cstheme="majorBidi"/>
+      <w:color w:val="000000" w:themeColor="text1"/>
+      <w:sz w:val="32"/>
+      <w:szCs w:val="32"/>
+      <w14:textFill>
+        <w14:solidFill>
+          <w14:schemeClr w14:val="tx1"/>
+        </w14:solidFill>
+      </w14:textFill>
+      <w14:ligatures w14:val="standardContextual"/>
     </w:rPr>
   </w:style>
   <w:style w:type="paragraph" w:styleId="5">
     <w:name w:val="heading 4"/>
     <w:basedOn w:val="1"/>
     <w:next w:val="1"/>
-    <w:semiHidden/>
+    <w:link w:val="17"/>
     <w:unhideWhenUsed/>
     <w:qFormat/>
     <w:uiPriority w:val="0"/>
     <w:pPr>
-      <w:spacing w:before="0" w:beforeAutospacing="1" w:after="0" w:afterAutospacing="1"/>
-      <w:jc w:val="left"/>
+      <w:keepNext/>
+      <w:keepLines/>
+      <w:spacing w:before="80" w:after="40"/>
+      <w:outlineLvl w:val="3"/>
     </w:pPr>
     <w:rPr>
-      <w:rFonts w:hint="eastAsia" w:ascii="宋体" w:hAnsi="宋体" w:eastAsia="宋体" w:cs="宋体"/>
-      <w:b/>
-      <w:bCs/>
-      <w:kern w:val="0"/>
-      <w:sz w:val="24"/>
-      <w:szCs w:val="24"/>
-      <w:lang w:val="en-US" w:eastAsia="zh-CN" w:bidi="ar"/>
+      <w:rFonts w:eastAsia="黑体" w:asciiTheme="minorAscii" w:hAnsiTheme="minorAscii" w:cstheme="majorBidi"/>
+      <w:color w:val="000000" w:themeColor="text1"/>
+      <w:sz w:val="28"/>
+      <w:szCs w:val="28"/>
+      <w14:textFill>
+        <w14:solidFill>
+          <w14:schemeClr w14:val="tx1"/>
+        </w14:solidFill>
+      </w14:textFill>
+      <w14:ligatures w14:val="standardContextual"/>
     </w:rPr>
   </w:style>
   <w:style w:type="paragraph" w:styleId="6">
@@ -2361,12 +2068,7 @@
     <w:pPr>
       <w:keepNext/>
       <w:keepLines/>
-      <w:numPr>
-        <w:ilvl w:val="4"/>
-        <w:numId w:val="1"/>
-      </w:numPr>
       <w:spacing w:before="280" w:beforeLines="0" w:beforeAutospacing="0" w:after="290" w:afterLines="0" w:afterAutospacing="0" w:line="372" w:lineRule="auto"/>
-      <w:ind w:left="991" w:hanging="991"/>
       <w:outlineLvl w:val="4"/>
     </w:pPr>
     <w:rPr>
@@ -2385,12 +2087,7 @@
     <w:pPr>
       <w:keepNext/>
       <w:keepLines/>
-      <w:numPr>
-        <w:ilvl w:val="5"/>
-        <w:numId w:val="1"/>
-      </w:numPr>
       <w:spacing w:before="240" w:beforeLines="0" w:beforeAutospacing="0" w:after="64" w:afterLines="0" w:afterAutospacing="0" w:line="317" w:lineRule="auto"/>
-      <w:ind w:left="1134" w:hanging="1134"/>
       <w:outlineLvl w:val="5"/>
     </w:pPr>
     <w:rPr>
@@ -2410,12 +2107,7 @@
     <w:pPr>
       <w:keepNext/>
       <w:keepLines/>
-      <w:numPr>
-        <w:ilvl w:val="6"/>
-        <w:numId w:val="1"/>
-      </w:numPr>
       <w:spacing w:before="240" w:beforeLines="0" w:beforeAutospacing="0" w:after="64" w:afterLines="0" w:afterAutospacing="0" w:line="317" w:lineRule="auto"/>
-      <w:ind w:left="1275" w:hanging="1275"/>
       <w:outlineLvl w:val="6"/>
     </w:pPr>
     <w:rPr>
@@ -2434,12 +2126,7 @@
     <w:pPr>
       <w:keepNext/>
       <w:keepLines/>
-      <w:numPr>
-        <w:ilvl w:val="7"/>
-        <w:numId w:val="1"/>
-      </w:numPr>
       <w:spacing w:before="240" w:beforeLines="0" w:beforeAutospacing="0" w:after="64" w:afterLines="0" w:afterAutospacing="0" w:line="317" w:lineRule="auto"/>
-      <w:ind w:left="1418" w:hanging="1418"/>
       <w:outlineLvl w:val="7"/>
     </w:pPr>
     <w:rPr>
@@ -2458,12 +2145,7 @@
     <w:pPr>
       <w:keepNext/>
       <w:keepLines/>
-      <w:numPr>
-        <w:ilvl w:val="8"/>
-        <w:numId w:val="1"/>
-      </w:numPr>
       <w:spacing w:before="240" w:beforeLines="0" w:beforeAutospacing="0" w:after="64" w:afterLines="0" w:afterAutospacing="0" w:line="317" w:lineRule="auto"/>
-      <w:ind w:left="1558" w:hanging="1558"/>
       <w:outlineLvl w:val="8"/>
     </w:pPr>
     <w:rPr>
@@ -2471,13 +2153,14 @@
       <w:sz w:val="21"/>
     </w:rPr>
   </w:style>
-  <w:style w:type="character" w:default="1" w:styleId="16">
+  <w:style w:type="character" w:default="1" w:styleId="13">
     <w:name w:val="Default Paragraph Font"/>
     <w:semiHidden/>
+    <w:unhideWhenUsed/>
     <w:qFormat/>
-    <w:uiPriority w:val="0"/>
+    <w:uiPriority w:val="1"/>
   </w:style>
-  <w:style w:type="table" w:default="1" w:styleId="15">
+  <w:style w:type="table" w:default="1" w:styleId="11">
     <w:name w:val="Normal Table"/>
     <w:semiHidden/>
     <w:qFormat/>
@@ -2491,255 +2174,151 @@
       </w:tblCellMar>
     </w:tblPr>
   </w:style>
-  <w:style w:type="paragraph" w:styleId="11">
-    <w:name w:val="footer"/>
+  <w:style w:type="table" w:styleId="12">
+    <w:name w:val="Table Grid"/>
+    <w:basedOn w:val="11"/>
+    <w:qFormat/>
+    <w:uiPriority w:val="39"/>
+    <w:pPr>
+      <w:spacing w:after="0" w:line="240" w:lineRule="auto"/>
+    </w:pPr>
+    <w:tblPr>
+      <w:tblBorders>
+        <w:top w:val="single" w:color="auto" w:sz="4" w:space="0"/>
+        <w:left w:val="single" w:color="auto" w:sz="4" w:space="0"/>
+        <w:bottom w:val="single" w:color="auto" w:sz="4" w:space="0"/>
+        <w:right w:val="single" w:color="auto" w:sz="4" w:space="0"/>
+        <w:insideH w:val="single" w:color="auto" w:sz="4" w:space="0"/>
+        <w:insideV w:val="single" w:color="auto" w:sz="4" w:space="0"/>
+      </w:tblBorders>
+    </w:tblPr>
+  </w:style>
+  <w:style w:type="character" w:customStyle="1" w:styleId="14">
+    <w:name w:val="标题 1 字符"/>
+    <w:basedOn w:val="13"/>
+    <w:link w:val="2"/>
+    <w:qFormat/>
+    <w:uiPriority w:val="9"/>
+    <w:rPr>
+      <w:rFonts w:eastAsia="宋体" w:asciiTheme="majorAscii" w:hAnsiTheme="majorAscii" w:cstheme="majorBidi"/>
+      <w:color w:val="000000" w:themeColor="text1"/>
+      <w:sz w:val="52"/>
+      <w:szCs w:val="48"/>
+      <w14:textFill>
+        <w14:solidFill>
+          <w14:schemeClr w14:val="tx1"/>
+        </w14:solidFill>
+      </w14:textFill>
+      <w14:ligatures w14:val="standardContextual"/>
+    </w:rPr>
+  </w:style>
+  <w:style w:type="character" w:customStyle="1" w:styleId="15">
+    <w:name w:val="标题 2 字符"/>
+    <w:basedOn w:val="13"/>
+    <w:link w:val="3"/>
+    <w:semiHidden/>
+    <w:qFormat/>
+    <w:uiPriority w:val="9"/>
+    <w:rPr>
+      <w:rFonts w:eastAsia="宋体" w:asciiTheme="majorAscii" w:hAnsiTheme="majorAscii" w:cstheme="majorBidi"/>
+      <w:color w:val="000000" w:themeColor="text1"/>
+      <w:sz w:val="44"/>
+      <w:szCs w:val="40"/>
+      <w14:textFill>
+        <w14:solidFill>
+          <w14:schemeClr w14:val="tx1"/>
+        </w14:solidFill>
+      </w14:textFill>
+      <w14:ligatures w14:val="standardContextual"/>
+    </w:rPr>
+  </w:style>
+  <w:style w:type="character" w:customStyle="1" w:styleId="16">
+    <w:name w:val="标题 3 字符"/>
+    <w:basedOn w:val="13"/>
+    <w:link w:val="4"/>
+    <w:semiHidden/>
+    <w:qFormat/>
+    <w:uiPriority w:val="9"/>
+    <w:rPr>
+      <w:rFonts w:eastAsia="黑体" w:asciiTheme="majorAscii" w:hAnsiTheme="majorAscii" w:cstheme="majorBidi"/>
+      <w:color w:val="000000" w:themeColor="text1"/>
+      <w:sz w:val="32"/>
+      <w:szCs w:val="32"/>
+      <w14:textFill>
+        <w14:solidFill>
+          <w14:schemeClr w14:val="tx1"/>
+        </w14:solidFill>
+      </w14:textFill>
+      <w14:ligatures w14:val="standardContextual"/>
+    </w:rPr>
+  </w:style>
+  <w:style w:type="character" w:customStyle="1" w:styleId="17">
+    <w:name w:val="标题 4 字符"/>
+    <w:basedOn w:val="13"/>
+    <w:link w:val="5"/>
+    <w:semiHidden/>
+    <w:qFormat/>
+    <w:uiPriority w:val="9"/>
+    <w:rPr>
+      <w:rFonts w:eastAsia="黑体" w:asciiTheme="minorAscii" w:hAnsiTheme="minorAscii" w:cstheme="majorBidi"/>
+      <w:color w:val="000000" w:themeColor="text1"/>
+      <w:sz w:val="28"/>
+      <w:szCs w:val="28"/>
+      <w14:textFill>
+        <w14:solidFill>
+          <w14:schemeClr w14:val="tx1"/>
+        </w14:solidFill>
+      </w14:textFill>
+      <w14:ligatures w14:val="standardContextual"/>
+    </w:rPr>
+  </w:style>
+  <w:style w:type="paragraph" w:customStyle="1" w:styleId="18">
+    <w:name w:val="图表"/>
     <w:basedOn w:val="1"/>
+    <w:link w:val="19"/>
     <w:qFormat/>
     <w:uiPriority w:val="0"/>
     <w:pPr>
-      <w:tabs>
-        <w:tab w:val="center" w:pos="4153"/>
-        <w:tab w:val="right" w:pos="8306"/>
-      </w:tabs>
-      <w:snapToGrid w:val="0"/>
-      <w:jc w:val="left"/>
+      <w:spacing w:line="276" w:lineRule="auto"/>
+      <w:jc w:val="center"/>
     </w:pPr>
     <w:rPr>
+      <w:rFonts w:hint="eastAsia" w:ascii="Times New Roman" w:hAnsi="Times New Roman" w:eastAsia="宋体" w:cs="Times New Roman"/>
       <w:sz w:val="18"/>
     </w:rPr>
   </w:style>
-  <w:style w:type="paragraph" w:styleId="12">
-    <w:name w:val="header"/>
-    <w:basedOn w:val="1"/>
+  <w:style w:type="character" w:customStyle="1" w:styleId="19">
+    <w:name w:val="图片 Char"/>
+    <w:link w:val="18"/>
     <w:qFormat/>
     <w:uiPriority w:val="0"/>
-    <w:pPr>
-      <w:pBdr>
-        <w:top w:val="none" w:color="auto" w:sz="0" w:space="1"/>
-        <w:left w:val="none" w:color="auto" w:sz="0" w:space="4"/>
-        <w:bottom w:val="none" w:color="auto" w:sz="0" w:space="1"/>
-        <w:right w:val="none" w:color="auto" w:sz="0" w:space="4"/>
-      </w:pBdr>
-      <w:tabs>
-        <w:tab w:val="center" w:pos="4153"/>
-        <w:tab w:val="right" w:pos="8306"/>
-      </w:tabs>
-      <w:snapToGrid w:val="0"/>
-      <w:spacing w:line="240" w:lineRule="auto"/>
-      <w:jc w:val="both"/>
-      <w:outlineLvl w:val="9"/>
-    </w:pPr>
     <w:rPr>
+      <w:rFonts w:hint="eastAsia" w:ascii="Times New Roman" w:hAnsi="Times New Roman" w:eastAsia="宋体" w:cs="Times New Roman"/>
       <w:sz w:val="18"/>
     </w:rPr>
   </w:style>
-  <w:style w:type="paragraph" w:styleId="13">
-    <w:name w:val="toc 1"/>
-    <w:basedOn w:val="1"/>
-    <w:next w:val="1"/>
+  <w:style w:type="table" w:customStyle="1" w:styleId="20">
+    <w:name w:val="Table"/>
+    <w:semiHidden/>
+    <w:unhideWhenUsed/>
     <w:qFormat/>
     <w:uiPriority w:val="0"/>
-  </w:style>
-  <w:style w:type="paragraph" w:styleId="14">
-    <w:name w:val="Normal (Web)"/>
-    <w:basedOn w:val="1"/>
-    <w:qFormat/>
-    <w:uiPriority w:val="0"/>
-    <w:pPr>
-      <w:spacing w:before="0" w:beforeAutospacing="1" w:after="0" w:afterAutospacing="1"/>
-      <w:ind w:left="0" w:right="0"/>
-      <w:jc w:val="left"/>
-    </w:pPr>
-    <w:rPr>
-      <w:kern w:val="0"/>
-      <w:sz w:val="24"/>
-      <w:lang w:val="en-US" w:eastAsia="zh-CN" w:bidi="ar"/>
-    </w:rPr>
-  </w:style>
-  <w:style w:type="character" w:styleId="17">
-    <w:name w:val="Strong"/>
-    <w:basedOn w:val="16"/>
-    <w:qFormat/>
-    <w:uiPriority w:val="0"/>
-    <w:rPr>
-      <w:b/>
-    </w:rPr>
-  </w:style>
-  <w:style w:type="character" w:styleId="18">
-    <w:name w:val="HTML Code"/>
-    <w:basedOn w:val="16"/>
-    <w:qFormat/>
-    <w:uiPriority w:val="0"/>
-    <w:rPr>
-      <w:rFonts w:ascii="Courier New" w:hAnsi="Courier New"/>
-      <w:sz w:val="20"/>
-    </w:rPr>
-  </w:style>
-  <w:style w:type="paragraph" w:customStyle="1" w:styleId="19">
-    <w:name w:val="代码块"/>
-    <w:basedOn w:val="1"/>
-    <w:qFormat/>
-    <w:uiPriority w:val="0"/>
-    <w:pPr>
-      <w:widowControl/>
-      <w:shd w:val="clear" w:color="auto" w:fill="A4A4A4"/>
-      <w:jc w:val="left"/>
-    </w:pPr>
-    <w:rPr>
-      <w:rFonts w:ascii="Consolas" w:hAnsi="Consolas" w:eastAsia="Consolas" w:cs="Consolas"/>
-      <w:kern w:val="0"/>
-      <w:sz w:val="20"/>
-      <w:szCs w:val="21"/>
-      <w:lang w:bidi="ar"/>
-    </w:rPr>
-  </w:style>
-  <w:style w:type="paragraph" w:customStyle="1" w:styleId="20">
-    <w:name w:val="样式3"/>
-    <w:basedOn w:val="1"/>
-    <w:next w:val="1"/>
-    <w:qFormat/>
-    <w:uiPriority w:val="0"/>
-    <w:pPr>
-      <w:keepNext/>
-      <w:keepLines/>
-      <w:tabs>
-        <w:tab w:val="left" w:pos="0"/>
-      </w:tabs>
-      <w:spacing w:before="50" w:beforeLines="50" w:line="288" w:lineRule="auto"/>
-      <w:outlineLvl w:val="0"/>
-    </w:pPr>
-    <w:rPr>
-      <w:rFonts w:ascii="Arial" w:hAnsi="Arial"/>
-      <w:b/>
-      <w:bCs/>
-      <w:kern w:val="44"/>
-      <w:sz w:val="24"/>
-    </w:rPr>
-  </w:style>
-  <w:style w:type="paragraph" w:customStyle="1" w:styleId="21">
-    <w:name w:val="图表"/>
-    <w:basedOn w:val="1"/>
-    <w:qFormat/>
-    <w:uiPriority w:val="0"/>
-    <w:pPr>
-      <w:jc w:val="center"/>
-    </w:pPr>
-    <w:rPr>
-      <w:rFonts w:asciiTheme="minorAscii" w:hAnsiTheme="minorAscii"/>
-      <w:sz w:val="18"/>
-    </w:rPr>
-  </w:style>
-  <w:style w:type="paragraph" w:customStyle="1" w:styleId="22">
-    <w:name w:val="一"/>
-    <w:basedOn w:val="1"/>
-    <w:next w:val="1"/>
-    <w:qFormat/>
-    <w:uiPriority w:val="0"/>
-    <w:pPr>
-      <w:keepNext/>
-      <w:keepLines/>
-      <w:tabs>
-        <w:tab w:val="left" w:pos="0"/>
-      </w:tabs>
-      <w:spacing w:before="50" w:beforeLines="50" w:line="288" w:lineRule="auto"/>
-      <w:outlineLvl w:val="0"/>
-    </w:pPr>
-    <w:rPr>
-      <w:rFonts w:ascii="Arial" w:hAnsi="Arial" w:eastAsia="宋体"/>
-      <w:b/>
-      <w:bCs/>
-      <w:kern w:val="44"/>
-      <w:sz w:val="28"/>
-    </w:rPr>
-  </w:style>
-  <w:style w:type="paragraph" w:customStyle="1" w:styleId="23">
-    <w:name w:val="宋体正文"/>
-    <w:basedOn w:val="1"/>
-    <w:qFormat/>
-    <w:uiPriority w:val="0"/>
-    <w:rPr>
-      <w:rFonts w:eastAsia="宋体"/>
-    </w:rPr>
-  </w:style>
-  <w:style w:type="paragraph" w:customStyle="1" w:styleId="24">
-    <w:name w:val="1.1"/>
-    <w:basedOn w:val="1"/>
-    <w:qFormat/>
-    <w:uiPriority w:val="0"/>
-  </w:style>
-  <w:style w:type="paragraph" w:customStyle="1" w:styleId="25">
-    <w:name w:val="标题2"/>
-    <w:basedOn w:val="1"/>
-    <w:qFormat/>
-    <w:uiPriority w:val="0"/>
-    <w:pPr>
-      <w:jc w:val="center"/>
-      <w:outlineLvl w:val="0"/>
-    </w:pPr>
-    <w:rPr>
-      <w:rFonts w:hint="eastAsia" w:ascii="宋体" w:hAnsi="宋体" w:cs="宋体"/>
-      <w:color w:val="000000"/>
-      <w:sz w:val="48"/>
-      <w:szCs w:val="48"/>
-    </w:rPr>
-  </w:style>
-  <w:style w:type="paragraph" w:customStyle="1" w:styleId="26">
-    <w:name w:val="小标题"/>
-    <w:basedOn w:val="1"/>
-    <w:qFormat/>
-    <w:uiPriority w:val="0"/>
-    <w:rPr>
-      <w:rFonts w:asciiTheme="minorAscii" w:hAnsiTheme="minorAscii" w:eastAsiaTheme="majorEastAsia"/>
-      <w:sz w:val="28"/>
-    </w:rPr>
-  </w:style>
-  <w:style w:type="paragraph" w:customStyle="1" w:styleId="27">
-    <w:name w:val="章标题"/>
-    <w:qFormat/>
-    <w:uiPriority w:val="0"/>
-    <w:pPr>
-      <w:jc w:val="center"/>
-      <w:outlineLvl w:val="0"/>
-    </w:pPr>
-    <w:rPr>
-      <w:rFonts w:hint="eastAsia" w:ascii="宋体" w:hAnsi="宋体" w:eastAsia="宋体" w:cs="宋体"/>
-      <w:color w:val="000000"/>
-      <w:sz w:val="44"/>
-      <w:szCs w:val="48"/>
-    </w:rPr>
-  </w:style>
-  <w:style w:type="paragraph" w:customStyle="1" w:styleId="28">
-    <w:name w:val="二层小节标题"/>
-    <w:qFormat/>
-    <w:uiPriority w:val="0"/>
-    <w:pPr>
-      <w:jc w:val="center"/>
-      <w:outlineLvl w:val="0"/>
-    </w:pPr>
-    <w:rPr>
-      <w:rFonts w:hint="eastAsia" w:ascii="宋体" w:hAnsi="宋体" w:eastAsia="黑体" w:cs="宋体"/>
-      <w:color w:val="000000"/>
-      <w:sz w:val="32"/>
-      <w:szCs w:val="48"/>
-    </w:rPr>
-  </w:style>
-  <w:style w:type="paragraph" w:customStyle="1" w:styleId="29">
-    <w:name w:val="三层小节标题"/>
-    <w:basedOn w:val="1"/>
-    <w:qFormat/>
-    <w:uiPriority w:val="0"/>
-    <w:pPr>
-      <w:tabs>
-        <w:tab w:val="left" w:pos="567"/>
-        <w:tab w:val="left" w:pos="3969"/>
-      </w:tabs>
-      <w:snapToGrid w:val="0"/>
-    </w:pPr>
-    <w:rPr>
-      <w:rFonts w:hint="default" w:eastAsia="黑体" w:asciiTheme="minorAscii" w:hAnsiTheme="minorAscii"/>
-      <w:spacing w:val="22"/>
-      <w:sz w:val="28"/>
-    </w:rPr>
+    <w:tblPr>
+      <w:tblCellMar>
+        <w:top w:w="0" w:type="dxa"/>
+        <w:left w:w="108" w:type="dxa"/>
+        <w:bottom w:w="0" w:type="dxa"/>
+        <w:right w:w="108" w:type="dxa"/>
+      </w:tblCellMar>
+    </w:tblPr>
+    <w:tblStylePr w:type="firstRow">
+      <w:tcPr>
+        <w:tcBorders>
+          <w:bottom w:val="single" w:color="auto" w:sz="0" w:space="0"/>
+        </w:tcBorders>
+        <w:vAlign w:val="bottom"/>
+      </w:tcPr>
+    </w:tblStylePr>
   </w:style>
 </w:styles>
 </file>
